--- a/viewpoint_planner/docs/viewpoint_planner_teknik_rapor.docx
+++ b/viewpoint_planner/docs/viewpoint_planner_teknik_rapor.docx
@@ -144,7 +144,7 @@
           </w:tcPr>
           <w:p>
             <w:r>
-              <w:t>Planlayıcı tahmini kaplama</w:t>
+              <w:t>Planlayıcının yazdığı kaplama</w:t>
             </w:r>
           </w:p>
         </w:tc>
@@ -154,7 +154,29 @@
           </w:tcPr>
           <w:p>
             <w:r>
-              <w:t>%59.6</w:t>
+              <w:t>2546 / 4270 hedef nokta (%59.63) — plan üretildiğindeki 31 + 2 atlanan bakış-noktası için</w:t>
+            </w:r>
+          </w:p>
+        </w:tc>
+      </w:tr>
+      <w:tr>
+        <w:tc>
+          <w:tcPr>
+            <w:tcW w:type="dxa" w:w="4320"/>
+          </w:tcPr>
+          <w:p>
+            <w:r>
+              <w:t>Koşan küme, planlayıcı modeliyle yeniden hesap</w:t>
+            </w:r>
+          </w:p>
+        </w:tc>
+        <w:tc>
+          <w:tcPr>
+            <w:tcW w:type="dxa" w:w="4320"/>
+          </w:tcPr>
+          <w:p>
+            <w:r>
+              <w:t>%54.63 (26 bakış-noktası)</w:t>
             </w:r>
           </w:p>
         </w:tc>
@@ -176,7 +198,7 @@
           </w:tcPr>
           <w:p>
             <w:r>
-              <w:t>%81.3 (12881/15842 voksel)</w:t>
+              <w:t>22915 / 28221 voksel (%81.20)</w:t>
             </w:r>
           </w:p>
         </w:tc>
@@ -198,7 +220,7 @@
           </w:tcPr>
           <w:p>
             <w:r>
-              <w:t>%92.3</w:t>
+              <w:t>24129 / 28221 voksel (%85.50)</w:t>
             </w:r>
           </w:p>
         </w:tc>
@@ -273,7 +295,7 @@
     <w:p/>
     <w:p>
       <w:r>
-        <w:t>Tek cümlelik sonuç: paket, şasinin UR10e'nin ulaşabildiği yüzeyini gerçek donanımda %81.3 oranında kaplayan, tekrarlanabilir (kayıt-ve-oynat) bir muayene turu üretiyor. Aynı şasi iki kolla koşturulduğunda kaplama %86.5'e çıkıyor; aradaki 5.2 puan, ikinci kolun ölçülen katkısıdır (bölüm 8).</w:t>
+        <w:t>Tek cümlelik sonuç: paket, şasinin UR10e'nin ulaşabildiği yüzeyini gerçek donanımda %81.20 oranında kaplayan, tekrarlanabilir (kayıt-ve-oynat) bir muayene turu üretiyor. Aynı şasi iki kolla koşturulduğunda kaplama %87.13 oluyor; aradaki 5.93 puan, ikinci kolun ölçülen katkısıdır (bölüm 8).</w:t>
       </w:r>
     </w:p>
     <w:p>
@@ -1542,7 +1564,7 @@
     </w:p>
     <w:p>
       <w:r>
-        <w:t>Koşu sırasında her durakta hem gerçek SICK bulutu hem simülasyon bulutu kaydedilir; bunlar dünya çerçevesinde birleştirilip octomap'e çevrilir. Aşağıdaki kaplama şöyle tanımlanmıştır: belief haritasındaki her şasi vokseli 2 cm çözünürlüğe açılır (budanmış 4 cm yapraklar 8 alt voksele bölünür), occupancy haritasının DOLU vokselleri için aynısı yapılır ve kaplama = kesişim / şasi voksel sayısıdır.</w:t>
+        <w:t>Koşu sırasında her durakta hem gerçek SICK bulutu hem simülasyon bulutu kaydedilir; bunlar dünya çerçevesinde birleştirilip octomap'e çevrilir. Kaplama, pcd2octomap_builder'ın kendi tanımıdır: bir şasi vokseline (2 cm) en az bir sensör noktası düştüyse o voksel kaplanmış sayılır; payda, CAD parçalarından üretilen BENZERSİZ şasi voksel sayısıdır. Kaplanan küme occupancy .ot dosyasında DOLU olarak saklanır; şekiller bu .ot'nin kendisidir ve tablodaki sayılar builder'ın bastığı kaplamayla aynıdır.</w:t>
       </w:r>
     </w:p>
     <w:tbl>
@@ -1616,7 +1638,7 @@
           </w:tcPr>
           <w:p>
             <w:r>
-              <w:t>15842</w:t>
+              <w:t>28221</w:t>
             </w:r>
           </w:p>
         </w:tc>
@@ -1626,7 +1648,7 @@
           </w:tcPr>
           <w:p>
             <w:r>
-              <w:t>12881</w:t>
+              <w:t>22915</w:t>
             </w:r>
           </w:p>
         </w:tc>
@@ -1636,7 +1658,7 @@
           </w:tcPr>
           <w:p>
             <w:r>
-              <w:t>%81.3</w:t>
+              <w:t>%81.20</w:t>
             </w:r>
           </w:p>
         </w:tc>
@@ -1658,7 +1680,7 @@
           </w:tcPr>
           <w:p>
             <w:r>
-              <w:t>15842</w:t>
+              <w:t>28221</w:t>
             </w:r>
           </w:p>
         </w:tc>
@@ -1668,7 +1690,7 @@
           </w:tcPr>
           <w:p>
             <w:r>
-              <w:t>14618</w:t>
+              <w:t>24129</w:t>
             </w:r>
           </w:p>
         </w:tc>
@@ -1678,7 +1700,7 @@
           </w:tcPr>
           <w:p>
             <w:r>
-              <w:t>%92.3</w:t>
+              <w:t>%85.50</w:t>
             </w:r>
           </w:p>
         </w:tc>
@@ -1700,7 +1722,7 @@
           </w:tcPr>
           <w:p>
             <w:r>
-              <w:t>15842</w:t>
+              <w:t>28221</w:t>
             </w:r>
           </w:p>
         </w:tc>
@@ -1710,7 +1732,7 @@
           </w:tcPr>
           <w:p>
             <w:r>
-              <w:t>13702</w:t>
+              <w:t>24588</w:t>
             </w:r>
           </w:p>
         </w:tc>
@@ -1720,7 +1742,7 @@
           </w:tcPr>
           <w:p>
             <w:r>
-              <w:t>%86.5</w:t>
+              <w:t>%87.13</w:t>
             </w:r>
           </w:p>
         </w:tc>
@@ -1734,7 +1756,7 @@
       <w:r>
         <w:drawing>
           <wp:inline xmlns:a="http://schemas.openxmlformats.org/drawingml/2006/main" xmlns:pic="http://schemas.openxmlformats.org/drawingml/2006/picture">
-            <wp:extent cx="5394960" cy="5382918"/>
+            <wp:extent cx="5394960" cy="5331350"/>
             <wp:docPr id="4" name="Picture 4"/>
             <wp:cNvGraphicFramePr>
               <a:graphicFrameLocks noChangeAspect="1"/>
@@ -1755,7 +1777,7 @@
                   <pic:spPr>
                     <a:xfrm>
                       <a:off x="0" y="0"/>
-                      <a:ext cx="5394960" cy="5382918"/>
+                      <a:ext cx="5394960" cy="5331350"/>
                     </a:xfrm>
                     <a:prstGeom prst="rect"/>
                   </pic:spPr>
@@ -1776,7 +1798,7 @@
           <w:color w:val="555555"/>
           <w:sz w:val="17"/>
         </w:rPr>
-        <w:t>Şekil 4: Tek-kol koşusunun octomap'i. Yeşil vokseller sensörle kaplanan şasi yüzeyi, kırmızılar kaplanmayan. Gerçek ve sim aynı kamera açılarıyla çizilmiştir.</w:t>
+        <w:t>Şekil 4: Tek-kol koşusunun occupancy .ot dosyası. Renkli vokseller .ot'de DOLU olan (kaplanan) şasi yüzeyi, parça renkleriyle; açık gri olanlar kaplanmayan. Gerçek ve sim aynı kamera açılarıyla çizilmiştir.</w:t>
       </w:r>
     </w:p>
     <w:p>
@@ -1880,12 +1902,188 @@
           <w:color w:val="555555"/>
           <w:sz w:val="17"/>
         </w:rPr>
-        <w:t>Şekil 6: Aynı şasi, aynı ölçüt — solda tek kol, sağda iki kol. İkinci kolun kapattığı kırmızı bölgeler, çok-robot senaryosunun varlık sebebidir.</w:t>
+        <w:t>Şekil 6: Aynı şasi, aynı ölçüt — solda tek kol, sağda iki kol. İkinci kolun kapattığı gri bölgeler, çok-robot senaryosunun varlık sebebidir.</w:t>
       </w:r>
     </w:p>
     <w:p>
       <w:r>
-        <w:t>Planlayıcının kaplama tahmini (%59.6) ile octomap kaplaması (%81.3) AYNI ŞEYİ ÖLÇMEZ ve eşleşmeleri beklenmez. Planlayıcı, katı bir sensör modeli altında görülebilir mesh örnek noktalarının kesridir ve muhafazakâr bir tahmindir; octomap ise gerçekte isabet alan voksellerin oranıdır (farklı payda, voksel başına 'herhangi bir isabet').</w:t>
+        <w:t>Planlayıcı kaplaması ile octomap kaplaması AYNI ŞEYİ ÖLÇMEZ ve eşleşmeleri beklenmez. Planlayıcı, katı bir sensör modeli altında (FOV, menzil, geliş açısı, occlusion) görülebilir mesh örnek noktalarının kesridir; octomap ise gerçekte en az bir sensör noktası düşen şasi voksellerinin oranıdır.</w:t>
+      </w:r>
+    </w:p>
+    <w:p>
+      <w:r>
+        <w:t>Plan dosyasındaki coverage_achieved plan üretildiği andaki küme için yazılmıştır: o küme bugün plandan çıkarılmış beş durağı ve zincire bağlanamayan iki durağı da içerir. Planlayıcı hedef noktaları tohumsuz örneklediği ve kaydetmediği için bu değer birebir yeniden üretilemez; bu yüzden dosyadaki değerin tam kesri ile gerçekte koşan küme için aynı modelle yapılan yeniden hesap birlikte verilir.</w:t>
+      </w:r>
+    </w:p>
+    <w:tbl>
+      <w:tblPr>
+        <w:tblStyle w:val="LightGrid-Accent1"/>
+        <w:tblW w:type="auto" w:w="0"/>
+        <w:tblLook w:firstColumn="1" w:firstRow="1" w:lastColumn="0" w:lastRow="0" w:noHBand="0" w:noVBand="1" w:val="04A0"/>
+      </w:tblPr>
+      <w:tblGrid>
+        <w:gridCol w:w="4320"/>
+        <w:gridCol w:w="4320"/>
+      </w:tblGrid>
+      <w:tr>
+        <w:tc>
+          <w:tcPr>
+            <w:tcW w:type="dxa" w:w="4320"/>
+          </w:tcPr>
+          <w:p>
+            <w:r>
+              <w:t>Ölçü</w:t>
+            </w:r>
+          </w:p>
+        </w:tc>
+        <w:tc>
+          <w:tcPr>
+            <w:tcW w:type="dxa" w:w="4320"/>
+          </w:tcPr>
+          <w:p>
+            <w:r>
+              <w:t>Değer</w:t>
+            </w:r>
+          </w:p>
+        </w:tc>
+      </w:tr>
+      <w:tr>
+        <w:tc>
+          <w:tcPr>
+            <w:tcW w:type="dxa" w:w="4320"/>
+          </w:tcPr>
+          <w:p>
+            <w:r>
+              <w:t>Dosyadaki değer (31 + 2 atlanan bakış-noktası)</w:t>
+            </w:r>
+          </w:p>
+        </w:tc>
+        <w:tc>
+          <w:tcPr>
+            <w:tcW w:type="dxa" w:w="4320"/>
+          </w:tcPr>
+          <w:p>
+            <w:r>
+              <w:t>2546 / 4270 hedef nokta (%59.625)</w:t>
+            </w:r>
+          </w:p>
+        </w:tc>
+      </w:tr>
+      <w:tr>
+        <w:tc>
+          <w:tcPr>
+            <w:tcW w:type="dxa" w:w="4320"/>
+          </w:tcPr>
+          <w:p>
+            <w:r>
+              <w:t>Atlanan iki durağın katkısı (planlayıcının kendi örneklemesinde, kesin)</w:t>
+            </w:r>
+          </w:p>
+        </w:tc>
+        <w:tc>
+          <w:tcPr>
+            <w:tcW w:type="dxa" w:w="4320"/>
+          </w:tcPr>
+          <w:p>
+            <w:r>
+              <w:t>36 hedef nokta (0.843 puan) — saklanan 31 durağın 'yeni nokta' toplamı 2510, dosyadaki kaplanan 2546</w:t>
+            </w:r>
+          </w:p>
+        </w:tc>
+      </w:tr>
+      <w:tr>
+        <w:tc>
+          <w:tcPr>
+            <w:tcW w:type="dxa" w:w="4320"/>
+          </w:tcPr>
+          <w:p>
+            <w:r>
+              <w:t>Saklanan 31 durak, planlayıcı örneklemesinde alt sınır</w:t>
+            </w:r>
+          </w:p>
+        </w:tc>
+        <w:tc>
+          <w:tcPr>
+            <w:tcW w:type="dxa" w:w="4320"/>
+          </w:tcPr>
+          <w:p>
+            <w:r>
+              <w:t>2510 / 4270 hedef nokta (%58.782)</w:t>
+            </w:r>
+          </w:p>
+        </w:tc>
+      </w:tr>
+      <w:tr>
+        <w:tc>
+          <w:tcPr>
+            <w:tcW w:type="dxa" w:w="4320"/>
+          </w:tcPr>
+          <w:p>
+            <w:r>
+              <w:t>Aynı 31 durak, yoğun yeniden hesap</w:t>
+            </w:r>
+          </w:p>
+        </w:tc>
+        <w:tc>
+          <w:tcPr>
+            <w:tcW w:type="dxa" w:w="4320"/>
+          </w:tcPr>
+          <w:p>
+            <w:r>
+              <w:t>%56.997 (5 tohum: %56.928 – %57.075)</w:t>
+            </w:r>
+          </w:p>
+        </w:tc>
+      </w:tr>
+      <w:tr>
+        <w:tc>
+          <w:tcPr>
+            <w:tcW w:type="dxa" w:w="4320"/>
+          </w:tcPr>
+          <w:p>
+            <w:r>
+              <w:t>Açıklanamayan fark / 5000 örneklemenin σ'sı</w:t>
+            </w:r>
+          </w:p>
+        </w:tc>
+        <w:tc>
+          <w:tcPr>
+            <w:tcW w:type="dxa" w:w="4320"/>
+          </w:tcPr>
+          <w:p>
+            <w:r>
+              <w:t>+1.785 puan / 0.758 puan (z = +2.36)</w:t>
+            </w:r>
+          </w:p>
+        </w:tc>
+      </w:tr>
+      <w:tr>
+        <w:tc>
+          <w:tcPr>
+            <w:tcW w:type="dxa" w:w="4320"/>
+          </w:tcPr>
+          <w:p>
+            <w:r>
+              <w:t>GERÇEKTE KOŞAN 26 bakış-noktası, yeniden hesap</w:t>
+            </w:r>
+          </w:p>
+        </w:tc>
+        <w:tc>
+          <w:tcPr>
+            <w:tcW w:type="dxa" w:w="4320"/>
+          </w:tcPr>
+          <w:p>
+            <w:r>
+              <w:t>%54.631 (5 tohum: %54.587 – %54.675)</w:t>
+            </w:r>
+          </w:p>
+        </w:tc>
+      </w:tr>
+    </w:tbl>
+    <w:p/>
+    <w:p>
+      <w:r>
+        <w:t>Tablonun okunması: atlanan iki durak dosyadaki değerin yalnızca 0.84 puanını açıklar. Saklanan duraklar için planlayıcının kendi örneklemesindeki alt sınır ile bağımsız, yoğun yeniden hesap arasında +1.78 puanlık bir fark kalır ve bu, 5000 noktalık örneklemenin tek başına üretebileceği oynaklıktan büyüktür. Çok-robot planında aynı yönde ama σ içinde kalan bir fark görülür. En olası açıklama seçim yanlılığıdır: planlayıcı bakış-noktalarını, kaplamasını raporladığı örneklemenin kendisi üzerinde seçer; o örneklemede şans eseri çok nokta gören adaylar tercih edildiği için yazılan değer bağımsız bir örneklemeye göre yukarı kayar. Bu açıklama DOĞRULANMAMIŞTIR (seçimin yeniden koşturulması IK sorguları gerektirir). Kesin olan: gerçekte koşan küme için planlayıcı modelinin değeri tablonun son satırıdır.</w:t>
       </w:r>
     </w:p>
     <w:p>
@@ -2074,7 +2272,7 @@
           </w:tcPr>
           <w:p>
             <w:r>
-              <w:t>Plan-zamanı kaplama tahmini</w:t>
+              <w:t>Plan-zamanı kaplama değeri</w:t>
             </w:r>
           </w:p>
         </w:tc>
@@ -2084,7 +2282,7 @@
           </w:tcPr>
           <w:p>
             <w:r>
-              <w:t>Elle düzenlemelerden sonra yaklaşık</w:t>
+              <w:t>Elle düzenlemeden sonra koşan kümeyi anlatmaz</w:t>
             </w:r>
           </w:p>
         </w:tc>
@@ -2094,7 +2292,7 @@
           </w:tcPr>
           <w:p>
             <w:r>
-              <w:t>Düzenlemeden sonra kaplamayı yeniden hesaplayan küçük bir araç</w:t>
+              <w:t>docs/planlayici_kaplama.py her düzenlemeden sonra çalıştırılmalı; planlayıcı hedef noktaları kaydetseydi değer birebir yeniden üretilebilirdi</w:t>
             </w:r>
           </w:p>
         </w:tc>
